--- a/exports/Korea_Holstein_IVF_Embryo_Health_Requirement_KO.docx
+++ b/exports/Korea_Holstein_IVF_Embryo_Health_Requirement_KO.docx
@@ -312,11 +312,11 @@
     <w:p>
       <w:r>
         <w:rPr>
-          <w:b w:val="0"/>
+          <w:b/>
           <w:i w:val="0"/>
           <w:sz w:val="21"/>
         </w:rPr>
-        <w:t>1.3 구제역(FMD)·우폐역(CBPP)·럼피스킨병(LSD) 등 WOAH 신고대상 질병에 관하여, 공란우 농장 및 처리시설 소재지는 채란 시점 기준 양국 합의 청정·관리 조건을 충족한다.</w:t>
+        <w:t>1.3 WOAH 육상동물위생규약은 온전한 투명대를 가진 적절히 세척된 수정란을 통한 전염성 질병의 전파 위험을 무시할 수 있는 것으로 규정한다. 따라서 본 위생요건은 수출국의 개별 질병 발생상황에 의존하지 아니하며, 제4조의 IETS·WOAH 세척·검사 기준의 충족을 통하여 위생 안전성이 보장된다.</w:t>
       </w:r>
     </w:p>
     <w:p>
@@ -326,7 +326,7 @@
           <w:color w:val="7F7F7F"/>
           <w:sz w:val="19"/>
         </w:rPr>
-        <w:t>(청정지역·청정기간·예방접종 정책은 양국 수의당국 합의로 확정.)</w:t>
+        <w:t>(본 조항은 수정란 매개 질병전파에 관한 WOAH/IETS 국제 표준원칙에 근거하며, 세부사항은 양국 수의당국 합의로 확정.)</w:t>
       </w:r>
     </w:p>
     <w:p>
@@ -346,7 +346,7 @@
           <w:i w:val="0"/>
           <w:sz w:val="21"/>
         </w:rPr>
-        <w:t>2.1 공란우는 채란일에 임상적으로 건강하였고 전염성 질병 증상이 없었다.</w:t>
+        <w:t>2.1 공란우는 채란일에 임상적으로 건강하였고 전염성 질병의 임상증상을 보이지 않았다.</w:t>
       </w:r>
     </w:p>
     <w:p>
@@ -356,7 +356,7 @@
           <w:i w:val="0"/>
           <w:sz w:val="21"/>
         </w:rPr>
-        <w:t>2.2 공란우는 채란 전 양국 합의 기간 동안 WOAH 신고대상 질병 미발생 농장에서 사육되었다.</w:t>
+        <w:t>2.2 공란우는 승인 처리시설의 표준운영절차(SOP) 및 IETS Manual에 따라 관리되는 사육·채란 환경에서 유래하였다.</w:t>
       </w:r>
     </w:p>
     <w:p>
@@ -366,7 +366,7 @@
           <w:i w:val="0"/>
           <w:sz w:val="21"/>
         </w:rPr>
-        <w:t>2.3 공란우는 소결핵병·소브루셀라병·소백혈병(EBL)·IBR/IPV 등에 대해 검역본부 인정 방법으로 음성 확인되었거나 청정농장·청정지역 조건으로 면제된다.</w:t>
+        <w:t>2.3 공란우는 소결핵병·소브루셀라병·소백혈병(EBL)·IBR/IPV 등에 대해 검역본부 인정 방법으로 음성 확인되었거나, 해당 시설·농장의 위생관리 조건으로 갈음된다.</w:t>
       </w:r>
     </w:p>
     <w:p>
@@ -376,7 +376,7 @@
           <w:color w:val="7F7F7F"/>
           <w:sz w:val="19"/>
         </w:rPr>
-        <w:t>(검사 항목·시기는 양국 합의로 확정.)</w:t>
+        <w:t>(검사 항목·시기는 양국 합의로 확정. 수정란 매개 질병전파 위험은 제4조 세척원칙으로 1차 통제됨.)</w:t>
       </w:r>
     </w:p>
     <w:p>
@@ -386,7 +386,7 @@
           <w:i w:val="0"/>
           <w:sz w:val="21"/>
         </w:rPr>
-        <w:t>2.4 채란 전후 격리·관찰·건강기록은 처리시설에 보관되며 요청 시 수입국에 제공된다.</w:t>
+        <w:t>2.4 채란 전후 관찰·건강기록은 처리시설에 보관되며 요청 시 수입국에 제공된다.</w:t>
       </w:r>
     </w:p>
     <w:p>

--- a/exports/Korea_Holstein_IVF_Embryo_Health_Requirement_KO.docx
+++ b/exports/Korea_Holstein_IVF_Embryo_Health_Requirement_KO.docx
@@ -516,7 +516,7 @@
           <w:i w:val="0"/>
           <w:sz w:val="21"/>
         </w:rPr>
-        <w:t>5.1 본 IVF 수정란은 대한민국 정부기관(농림축산식품부/농림축산검역본부)으로부터 「가축인공수정 관련 정액·수정란 처리업 허가」를 받은 시설에서, 정부수의관 또는 시설 책임수의사 감독 하에 생산·처리·동결·보관되었다.</w:t>
+        <w:t>5.1 본 IVF 수정란은 대한민국의 「축산법」에 따라 관할 행정관청으로부터 「가축인공수정 관련 정액·수정란 처리업(정액등처리업) 허가」를 받은 시설에서, 시설 책임수의사의 감독 하에 생산·처리·동결·보관되었다. 본 허가는 대한민국 정부의 허가체계 하에서 부여된 국가 허가에 해당한다.</w:t>
       </w:r>
     </w:p>
     <w:p>
@@ -526,9 +526,178 @@
           <w:i w:val="0"/>
           <w:sz w:val="21"/>
         </w:rPr>
-        <w:t>5.2 이러한 국가 허가 보유 시설은 제4조의 IETS·WOAH 위생기준에 부합하는 체계를 갖춘 것으로 인정되므로, 싱가포르는 해당 허가를 보유한 시설에서 본 위생요건을 충족하여 생산된 홀스타인 IVF 수정란의 수입을 허용한다.</w:t>
+        <w:t>5.2 이러한 국가 허가 보유 시설은 제4조의 IETS·WOAH 위생기준에 부합하는 채취·세척·처리·보관 체계를 갖춘 것으로 인정되므로, 싱가포르는 해당 허가를 보유한 시설에서 본 위생요건을 충족하여 생산된 홀스타인 IVF 수정란의 수입을 허용한다.</w:t>
       </w:r>
     </w:p>
+    <w:p>
+      <w:r>
+        <w:rPr>
+          <w:b w:val="0"/>
+          <w:i w:val="0"/>
+          <w:sz w:val="21"/>
+        </w:rPr>
+        <w:t>5.3 본 수정란을 생산한 허가 처리시설의 정보는 다음과 같다.</w:t>
+      </w:r>
+    </w:p>
+    <w:tbl>
+      <w:tblPr>
+        <w:tblStyle w:val="TableGrid"/>
+        <w:tblW w:type="auto" w:w="0"/>
+        <w:tblLook w:firstColumn="1" w:firstRow="1" w:lastColumn="0" w:lastRow="0" w:noHBand="0" w:noVBand="1" w:val="04A0"/>
+      </w:tblPr>
+      <w:tblGrid>
+        <w:gridCol w:w="4873"/>
+        <w:gridCol w:w="4873"/>
+      </w:tblGrid>
+      <w:tr>
+        <w:tc>
+          <w:tcPr>
+            <w:tcW w:type="dxa" w:w="3402"/>
+            <w:shd w:val="clear" w:color="auto" w:fill="F2F2F2"/>
+          </w:tcPr>
+          <w:p>
+            <w:r>
+              <w:rPr>
+                <w:b/>
+              </w:rPr>
+              <w:t>허가 처리시설명 (Licensed facility)</w:t>
+            </w:r>
+          </w:p>
+        </w:tc>
+        <w:tc>
+          <w:tcPr>
+            <w:tcW w:type="dxa" w:w="6236"/>
+          </w:tcPr>
+          <w:p>
+            <w:r/>
+          </w:p>
+        </w:tc>
+      </w:tr>
+      <w:tr>
+        <w:tc>
+          <w:tcPr>
+            <w:tcW w:type="dxa" w:w="3402"/>
+            <w:shd w:val="clear" w:color="auto" w:fill="F2F2F2"/>
+          </w:tcPr>
+          <w:p>
+            <w:r>
+              <w:rPr>
+                <w:b/>
+              </w:rPr>
+              <w:t>허가번호 (Licence No.)</w:t>
+            </w:r>
+          </w:p>
+        </w:tc>
+        <w:tc>
+          <w:tcPr>
+            <w:tcW w:type="dxa" w:w="6236"/>
+          </w:tcPr>
+          <w:p>
+            <w:r/>
+          </w:p>
+        </w:tc>
+      </w:tr>
+      <w:tr>
+        <w:tc>
+          <w:tcPr>
+            <w:tcW w:type="dxa" w:w="3402"/>
+            <w:shd w:val="clear" w:color="auto" w:fill="F2F2F2"/>
+          </w:tcPr>
+          <w:p>
+            <w:r>
+              <w:rPr>
+                <w:b/>
+              </w:rPr>
+              <w:t>허가 종류 (Type of licence)</w:t>
+            </w:r>
+          </w:p>
+        </w:tc>
+        <w:tc>
+          <w:tcPr>
+            <w:tcW w:type="dxa" w:w="6236"/>
+          </w:tcPr>
+          <w:p>
+            <w:r>
+              <w:t>가축인공수정 관련 정액·수정란 처리업 (정액등처리업) / Processing of semen and embryos for artificial insemination</w:t>
+            </w:r>
+          </w:p>
+        </w:tc>
+      </w:tr>
+      <w:tr>
+        <w:tc>
+          <w:tcPr>
+            <w:tcW w:type="dxa" w:w="3402"/>
+            <w:shd w:val="clear" w:color="auto" w:fill="F2F2F2"/>
+          </w:tcPr>
+          <w:p>
+            <w:r>
+              <w:rPr>
+                <w:b/>
+              </w:rPr>
+              <w:t>허가관청 (Competent authority)</w:t>
+            </w:r>
+          </w:p>
+        </w:tc>
+        <w:tc>
+          <w:tcPr>
+            <w:tcW w:type="dxa" w:w="6236"/>
+          </w:tcPr>
+          <w:p>
+            <w:r>
+              <w:t>경기도 / 안성 (Gyeonggi Province / Anseong, Republic of Korea)</w:t>
+            </w:r>
+          </w:p>
+        </w:tc>
+      </w:tr>
+      <w:tr>
+        <w:tc>
+          <w:tcPr>
+            <w:tcW w:type="dxa" w:w="3402"/>
+            <w:shd w:val="clear" w:color="auto" w:fill="F2F2F2"/>
+          </w:tcPr>
+          <w:p>
+            <w:r>
+              <w:rPr>
+                <w:b/>
+              </w:rPr>
+              <w:t>허가일자 (Date of licence)</w:t>
+            </w:r>
+          </w:p>
+        </w:tc>
+        <w:tc>
+          <w:tcPr>
+            <w:tcW w:type="dxa" w:w="6236"/>
+          </w:tcPr>
+          <w:p>
+            <w:r/>
+          </w:p>
+        </w:tc>
+      </w:tr>
+      <w:tr>
+        <w:tc>
+          <w:tcPr>
+            <w:tcW w:type="dxa" w:w="3402"/>
+            <w:shd w:val="clear" w:color="auto" w:fill="F2F2F2"/>
+          </w:tcPr>
+          <w:p>
+            <w:r>
+              <w:rPr>
+                <w:b/>
+              </w:rPr>
+              <w:t>소재지 (Address)</w:t>
+            </w:r>
+          </w:p>
+        </w:tc>
+        <w:tc>
+          <w:tcPr>
+            <w:tcW w:type="dxa" w:w="6236"/>
+          </w:tcPr>
+          <w:p>
+            <w:r/>
+          </w:p>
+        </w:tc>
+      </w:tr>
+    </w:tbl>
     <w:p>
       <w:r>
         <w:rPr>
@@ -536,7 +705,7 @@
           <w:color w:val="7F7F7F"/>
           <w:sz w:val="19"/>
         </w:rPr>
-        <w:t>(허가시설 목록·등록번호·인정 절차는 양국 합의로 확정.)</w:t>
+        <w:t>(허가번호·허가일자·정확한 관청명은 허가증 원본을 기준으로 기재. 시설 등록·인정 절차는 양국 합의로 확정.)</w:t>
       </w:r>
     </w:p>
     <w:p>

--- a/exports/Korea_Holstein_IVF_Embryo_Health_Requirement_KO.docx
+++ b/exports/Korea_Holstein_IVF_Embryo_Health_Requirement_KO.docx
@@ -536,168 +536,9 @@
           <w:i w:val="0"/>
           <w:sz w:val="21"/>
         </w:rPr>
-        <w:t>5.3 본 수정란을 생산한 허가 처리시설의 정보는 다음과 같다.</w:t>
+        <w:t>5.3 본 수정란을 생산한 시설의 「정액등처리업 허가서」 사본을 본 위생요건서의 부속서류로 첨부하며, 이로써 해당 시설의 국가 허가 보유 사실을 증명한다.</w:t>
       </w:r>
     </w:p>
-    <w:tbl>
-      <w:tblPr>
-        <w:tblStyle w:val="TableGrid"/>
-        <w:tblW w:type="auto" w:w="0"/>
-        <w:tblLook w:firstColumn="1" w:firstRow="1" w:lastColumn="0" w:lastRow="0" w:noHBand="0" w:noVBand="1" w:val="04A0"/>
-      </w:tblPr>
-      <w:tblGrid>
-        <w:gridCol w:w="4873"/>
-        <w:gridCol w:w="4873"/>
-      </w:tblGrid>
-      <w:tr>
-        <w:tc>
-          <w:tcPr>
-            <w:tcW w:type="dxa" w:w="3402"/>
-            <w:shd w:val="clear" w:color="auto" w:fill="F2F2F2"/>
-          </w:tcPr>
-          <w:p>
-            <w:r>
-              <w:rPr>
-                <w:b/>
-              </w:rPr>
-              <w:t>허가 처리시설명 (Licensed facility)</w:t>
-            </w:r>
-          </w:p>
-        </w:tc>
-        <w:tc>
-          <w:tcPr>
-            <w:tcW w:type="dxa" w:w="6236"/>
-          </w:tcPr>
-          <w:p>
-            <w:r/>
-          </w:p>
-        </w:tc>
-      </w:tr>
-      <w:tr>
-        <w:tc>
-          <w:tcPr>
-            <w:tcW w:type="dxa" w:w="3402"/>
-            <w:shd w:val="clear" w:color="auto" w:fill="F2F2F2"/>
-          </w:tcPr>
-          <w:p>
-            <w:r>
-              <w:rPr>
-                <w:b/>
-              </w:rPr>
-              <w:t>허가번호 (Licence No.)</w:t>
-            </w:r>
-          </w:p>
-        </w:tc>
-        <w:tc>
-          <w:tcPr>
-            <w:tcW w:type="dxa" w:w="6236"/>
-          </w:tcPr>
-          <w:p>
-            <w:r/>
-          </w:p>
-        </w:tc>
-      </w:tr>
-      <w:tr>
-        <w:tc>
-          <w:tcPr>
-            <w:tcW w:type="dxa" w:w="3402"/>
-            <w:shd w:val="clear" w:color="auto" w:fill="F2F2F2"/>
-          </w:tcPr>
-          <w:p>
-            <w:r>
-              <w:rPr>
-                <w:b/>
-              </w:rPr>
-              <w:t>허가 종류 (Type of licence)</w:t>
-            </w:r>
-          </w:p>
-        </w:tc>
-        <w:tc>
-          <w:tcPr>
-            <w:tcW w:type="dxa" w:w="6236"/>
-          </w:tcPr>
-          <w:p>
-            <w:r>
-              <w:t>가축인공수정 관련 정액·수정란 처리업 (정액등처리업) / Processing of semen and embryos for artificial insemination</w:t>
-            </w:r>
-          </w:p>
-        </w:tc>
-      </w:tr>
-      <w:tr>
-        <w:tc>
-          <w:tcPr>
-            <w:tcW w:type="dxa" w:w="3402"/>
-            <w:shd w:val="clear" w:color="auto" w:fill="F2F2F2"/>
-          </w:tcPr>
-          <w:p>
-            <w:r>
-              <w:rPr>
-                <w:b/>
-              </w:rPr>
-              <w:t>허가관청 (Competent authority)</w:t>
-            </w:r>
-          </w:p>
-        </w:tc>
-        <w:tc>
-          <w:tcPr>
-            <w:tcW w:type="dxa" w:w="6236"/>
-          </w:tcPr>
-          <w:p>
-            <w:r>
-              <w:t>경기도 / 안성 (Gyeonggi Province / Anseong, Republic of Korea)</w:t>
-            </w:r>
-          </w:p>
-        </w:tc>
-      </w:tr>
-      <w:tr>
-        <w:tc>
-          <w:tcPr>
-            <w:tcW w:type="dxa" w:w="3402"/>
-            <w:shd w:val="clear" w:color="auto" w:fill="F2F2F2"/>
-          </w:tcPr>
-          <w:p>
-            <w:r>
-              <w:rPr>
-                <w:b/>
-              </w:rPr>
-              <w:t>허가일자 (Date of licence)</w:t>
-            </w:r>
-          </w:p>
-        </w:tc>
-        <w:tc>
-          <w:tcPr>
-            <w:tcW w:type="dxa" w:w="6236"/>
-          </w:tcPr>
-          <w:p>
-            <w:r/>
-          </w:p>
-        </w:tc>
-      </w:tr>
-      <w:tr>
-        <w:tc>
-          <w:tcPr>
-            <w:tcW w:type="dxa" w:w="3402"/>
-            <w:shd w:val="clear" w:color="auto" w:fill="F2F2F2"/>
-          </w:tcPr>
-          <w:p>
-            <w:r>
-              <w:rPr>
-                <w:b/>
-              </w:rPr>
-              <w:t>소재지 (Address)</w:t>
-            </w:r>
-          </w:p>
-        </w:tc>
-        <w:tc>
-          <w:tcPr>
-            <w:tcW w:type="dxa" w:w="6236"/>
-          </w:tcPr>
-          <w:p>
-            <w:r/>
-          </w:p>
-        </w:tc>
-      </w:tr>
-    </w:tbl>
     <w:p>
       <w:r>
         <w:rPr>
@@ -705,7 +546,7 @@
           <w:color w:val="7F7F7F"/>
           <w:sz w:val="19"/>
         </w:rPr>
-        <w:t>(허가번호·허가일자·정확한 관청명은 허가증 원본을 기준으로 기재. 시설 등록·인정 절차는 양국 합의로 확정.)</w:t>
+        <w:t>(첨부: 정액등처리업 허가서 사본 / Attachment: copy of the licence for processing of semen and embryos.)</w:t>
       </w:r>
     </w:p>
     <w:p>
@@ -775,7 +616,7 @@
           <w:i w:val="0"/>
           <w:sz w:val="21"/>
         </w:rPr>
-        <w:t>7.1 첨부서류: 상업송장, 포장명세서, 원산지증명서, 동물검역증명서, 수정란 목록(공란우/부/스트로 ID·봉인번호).</w:t>
+        <w:t>7.1 첨부서류: 상업송장, 포장명세서, 원산지증명서, 동물검역증명서, 수정란 목록(공란우/부/스트로 ID·봉인번호), 정액등처리업 허가서 사본.</w:t>
       </w:r>
     </w:p>
     <w:p>
